--- a/frontend/public/help/MaintEnhance_Training_Guide_Executors.docx
+++ b/frontend/public/help/MaintEnhance_Training_Guide_Executors.docx
@@ -71,7 +71,7 @@
           <w:color w:val="595959"/>
           <w:sz w:val="20"/>
         </w:rPr>
-        <w:t>Covers app version 2.4  ·  Issued October 1, 2026</w:t>
+        <w:t>Covers app version 2.5  ·  Issued October 1, 2026</w:t>
       </w:r>
     </w:p>
     <w:p>
@@ -18197,6 +18197,28 @@
           <w:i w:val="0"/>
         </w:rPr>
         <w:t>When an executor completes a work order they are asked how many hours they worked. Hours appear on the work order, in Tools &gt; My hours and, for managers, in Tools &gt; Hours worked.</w:t>
+      </w:r>
+    </w:p>
+    <w:p>
+      <w:pPr>
+        <w:spacing w:after="20"/>
+      </w:pPr>
+      <w:r>
+        <w:rPr>
+          <w:b/>
+          <w:i w:val="0"/>
+          <w:color w:val="C85410"/>
+        </w:rPr>
+        <w:t>Touch screens</w:t>
+      </w:r>
+    </w:p>
+    <w:p>
+      <w:r>
+        <w:rPr>
+          <w:b w:val="0"/>
+          <w:i w:val="0"/>
+        </w:rPr>
+        <w:t>On a tablet or phone, tap a work order card or a person’s name to pick it up (it is highlighted and a banner shows what you are holding), then tap the day, person’s day, week box or hour slot where it should go. Tap Cancel or the held card again to put it down, or Open to see the work order.</w:t>
       </w:r>
     </w:p>
     <w:p>

--- a/frontend/public/help/MaintEnhance_Training_Guide_Executors.docx
+++ b/frontend/public/help/MaintEnhance_Training_Guide_Executors.docx
@@ -71,7 +71,7 @@
           <w:color w:val="595959"/>
           <w:sz w:val="20"/>
         </w:rPr>
-        <w:t>Covers app version 2.5  ·  Issued October 1, 2026</w:t>
+        <w:t>Covers app version 2.5.1  ·  Issued October 1, 2026</w:t>
       </w:r>
     </w:p>
     <w:p>
@@ -2195,7 +2195,7 @@
               <w:rPr>
                 <w:sz w:val="18"/>
               </w:rPr>
-              <w:t>Your password. Characters are hidden as you type.</w:t>
+              <w:t>Your password. Characters are hidden as you type; select the eye button at the right of the box to show or hide them (handy on a phone).</w:t>
             </w:r>
           </w:p>
         </w:tc>
@@ -3364,7 +3364,7 @@
               <w:rPr>
                 <w:sz w:val="18"/>
               </w:rPr>
-              <w:t>Type the new password again. The two must match.</w:t>
+              <w:t>Type the new password again. The two must match. Each password box has an eye button to show or hide what you typed.</w:t>
             </w:r>
           </w:p>
         </w:tc>
